--- a/项目规划书.docx
+++ b/项目规划书.docx
@@ -2758,7 +2758,7 @@
           <w:i w:val="0"/>
           <w:sz w:val="24"/>
         </w:rPr>
-        <w:t>ESP8266（USART2）</w:t>
+        <w:t>ESP8266（USART3，PB10/PB11）</w:t>
       </w:r>
       <w:r>
         <w:rPr>

--- a/项目规划书.docx
+++ b/项目规划书.docx
@@ -377,7 +377,7 @@
                 <w:i w:val="0"/>
                 <w:sz w:val="21"/>
               </w:rPr>
-              <w:t>V1.1</w:t>
+              <w:t>V1.2</w:t>
             </w:r>
           </w:p>
         </w:tc>
@@ -18808,6 +18808,188 @@
                 <w:i w:val="0"/>
                 <w:sz w:val="21"/>
               </w:rPr>
+              <w:t>V1.2</w:t>
+            </w:r>
+          </w:p>
+        </w:tc>
+        <w:tc>
+          <w:tcPr>
+            <w:tcW w:type="dxa" w:w="3213"/>
+          </w:tcPr>
+          <w:p>
+            <w:pPr>
+              <w:spacing w:line="276" w:lineRule="auto" w:after="20"/>
+            </w:pPr>
+            <w:r/>
+            <w:r>
+              <w:rPr>
+                <w:rFonts w:ascii="Times New Roman" w:hAnsi="Times New Roman" w:eastAsia="宋体" w:cs="Times New Roman"/>
+                <w:b w:val="0"/>
+                <w:i w:val="0"/>
+                <w:sz w:val="21"/>
+              </w:rPr>
+              <w:t>2026-10-12</w:t>
+            </w:r>
+          </w:p>
+        </w:tc>
+        <w:tc>
+          <w:tcPr>
+            <w:tcW w:type="dxa" w:w="3213"/>
+          </w:tcPr>
+          <w:p>
+            <w:pPr>
+              <w:spacing w:line="276" w:lineRule="auto" w:after="20"/>
+            </w:pPr>
+            <w:r/>
+            <w:r>
+              <w:rPr>
+                <w:rFonts w:ascii="Times New Roman" w:hAnsi="Times New Roman" w:eastAsia="宋体" w:cs="Times New Roman"/>
+                <w:b/>
+                <w:i w:val="0"/>
+                <w:sz w:val="21"/>
+              </w:rPr>
+              <w:t>文档收敛收尾</w:t>
+            </w:r>
+            <w:r>
+              <w:rPr>
+                <w:rFonts w:ascii="Times New Roman" w:hAnsi="Times New Roman" w:eastAsia="宋体" w:cs="Times New Roman"/>
+                <w:b w:val="0"/>
+                <w:i w:val="0"/>
+                <w:sz w:val="21"/>
+              </w:rPr>
+              <w:t>：</w:t>
+            </w:r>
+            <w:r>
+              <w:rPr>
+                <w:rFonts w:ascii="Consolas" w:hAnsi="Consolas" w:eastAsia="宋体" w:cs="Consolas"/>
+                <w:b w:val="0"/>
+                <w:i w:val="0"/>
+                <w:sz w:val="19"/>
+              </w:rPr>
+              <w:t>AGENTS.md</w:t>
+            </w:r>
+            <w:r>
+              <w:rPr>
+                <w:rFonts w:ascii="Times New Roman" w:hAnsi="Times New Roman" w:eastAsia="宋体" w:cs="Times New Roman"/>
+                <w:b w:val="0"/>
+                <w:i w:val="0"/>
+                <w:sz w:val="21"/>
+              </w:rPr>
+              <w:t xml:space="preserve"> 收缩为入口文件，原「已知陷阱」详版并入 </w:t>
+            </w:r>
+            <w:r>
+              <w:rPr>
+                <w:rFonts w:ascii="Times New Roman" w:hAnsi="Times New Roman" w:eastAsia="宋体" w:cs="Times New Roman"/>
+                <w:b w:val="0"/>
+                <w:i w:val="0"/>
+                <w:sz w:val="21"/>
+              </w:rPr>
+              <w:t>docs/lessons.md</w:t>
+            </w:r>
+            <w:r>
+              <w:rPr>
+                <w:rFonts w:ascii="Times New Roman" w:hAnsi="Times New Roman" w:eastAsia="宋体" w:cs="Times New Roman"/>
+                <w:b w:val="0"/>
+                <w:i w:val="0"/>
+                <w:sz w:val="21"/>
+              </w:rPr>
+              <w:t>（含编号对照表），本文件与其余文档的交叉引用改为直接指向锚点；</w:t>
+            </w:r>
+            <w:r>
+              <w:rPr>
+                <w:rFonts w:ascii="Times New Roman" w:hAnsi="Times New Roman" w:eastAsia="宋体" w:cs="Times New Roman"/>
+                <w:b/>
+                <w:i w:val="0"/>
+                <w:sz w:val="21"/>
+              </w:rPr>
+              <w:t>交付环节</w:t>
+            </w:r>
+            <w:r>
+              <w:rPr>
+                <w:rFonts w:ascii="Times New Roman" w:hAnsi="Times New Roman" w:eastAsia="宋体" w:cs="Times New Roman"/>
+                <w:b w:val="0"/>
+                <w:i w:val="0"/>
+                <w:sz w:val="21"/>
+              </w:rPr>
+              <w:t xml:space="preserve">改为结构性防泄漏 —— 打包统一走 </w:t>
+            </w:r>
+            <w:r>
+              <w:rPr>
+                <w:rFonts w:ascii="Consolas" w:hAnsi="Consolas" w:eastAsia="宋体" w:cs="Consolas"/>
+                <w:b w:val="0"/>
+                <w:i w:val="0"/>
+                <w:sz w:val="19"/>
+              </w:rPr>
+              <w:t>tools/package_submission.py</w:t>
+            </w:r>
+            <w:r>
+              <w:rPr>
+                <w:rFonts w:ascii="Times New Roman" w:hAnsi="Times New Roman" w:eastAsia="宋体" w:cs="Times New Roman"/>
+                <w:b w:val="0"/>
+                <w:i w:val="0"/>
+                <w:sz w:val="21"/>
+              </w:rPr>
+              <w:t xml:space="preserve">（内部 </w:t>
+            </w:r>
+            <w:r>
+              <w:rPr>
+                <w:rFonts w:ascii="Consolas" w:hAnsi="Consolas" w:eastAsia="宋体" w:cs="Consolas"/>
+                <w:b w:val="0"/>
+                <w:i w:val="0"/>
+                <w:sz w:val="19"/>
+              </w:rPr>
+              <w:t>git archive</w:t>
+            </w:r>
+            <w:r>
+              <w:rPr>
+                <w:rFonts w:ascii="Times New Roman" w:hAnsi="Times New Roman" w:eastAsia="宋体" w:cs="Times New Roman"/>
+                <w:b w:val="0"/>
+                <w:i w:val="0"/>
+                <w:sz w:val="21"/>
+              </w:rPr>
+              <w:t xml:space="preserve">，包后自校验，命中禁止项即自动删包），答辩前不再依赖"记得别把 </w:t>
+            </w:r>
+            <w:r>
+              <w:rPr>
+                <w:rFonts w:ascii="Consolas" w:hAnsi="Consolas" w:eastAsia="宋体" w:cs="Consolas"/>
+                <w:b w:val="0"/>
+                <w:i w:val="0"/>
+                <w:sz w:val="19"/>
+              </w:rPr>
+              <w:t>wifi_config.h</w:t>
+            </w:r>
+            <w:r>
+              <w:rPr>
+                <w:rFonts w:ascii="Times New Roman" w:hAnsi="Times New Roman" w:eastAsia="宋体" w:cs="Times New Roman"/>
+                <w:b w:val="0"/>
+                <w:i w:val="0"/>
+                <w:sz w:val="21"/>
+              </w:rPr>
+              <w:t xml:space="preserve"> 放进去"</w:t>
+            </w:r>
+          </w:p>
+        </w:tc>
+      </w:tr>
+      <w:tr>
+        <w:trPr>
+          <w:cantSplit/>
+        </w:trPr>
+        <w:tc>
+          <w:tcPr>
+            <w:tcW w:type="dxa" w:w="3213"/>
+          </w:tcPr>
+          <w:p>
+            <w:pPr>
+              <w:spacing w:line="276" w:lineRule="auto" w:after="20"/>
+            </w:pPr>
+            <w:r/>
+            <w:r>
+              <w:rPr>
+                <w:rFonts w:ascii="Times New Roman" w:hAnsi="Times New Roman" w:eastAsia="宋体" w:cs="Times New Roman"/>
+                <w:b/>
+                <w:i w:val="0"/>
+                <w:sz w:val="21"/>
+              </w:rPr>
               <w:t>V1.1</w:t>
             </w:r>
           </w:p>
